--- a/theory assignment/uint-2/DATA STRUCTURE _ASSIGNEMNT_AJITESH_ajites_singh_gusain_250163014__unit_2_theory/data_structure_assignment_uint-2_theory.docx
+++ b/theory assignment/uint-2/DATA STRUCTURE _ASSIGNEMNT_AJITESH_ajites_singh_gusain_250163014__unit_2_theory/data_structure_assignment_uint-2_theory.docx
@@ -1,6 +1,6 @@
 
 <file path=word/document.xml><?xml version="1.0" encoding="utf-8"?>
-<w:document xmlns:wpc="http://schemas.microsoft.com/office/word/2010/wordprocessingCanvas" xmlns:cx="http://schemas.microsoft.com/office/drawing/2014/chartex" xmlns:cx1="http://schemas.microsoft.com/office/drawing/2015/9/8/chartex" xmlns:cx2="http://schemas.microsoft.com/office/drawing/2015/10/21/chartex" xmlns:cx3="http://schemas.microsoft.com/office/drawing/2016/5/9/chartex" xmlns:cx4="http://schemas.microsoft.com/office/drawing/2016/5/10/chartex" xmlns:cx5="http://schemas.microsoft.com/office/drawing/2016/5/11/chartex" xmlns:cx6="http://schemas.microsoft.com/office/drawing/2016/5/12/chartex" xmlns:cx7="http://schemas.microsoft.com/office/drawing/2016/5/13/chartex" xmlns:cx8="http://schemas.microsoft.com/office/drawing/2016/5/14/chartex" xmlns:mc="http://schemas.openxmlformats.org/markup-compatibility/2006" xmlns:aink="http://schemas.microsoft.com/office/drawing/2016/ink" xmlns:am3d="http://schemas.microsoft.com/office/drawing/2017/model3d" xmlns:o="urn:schemas-microsoft-com:office:office" xmlns:oel="http://schemas.microsoft.com/office/2019/extlst" xmlns:r="http://schemas.openxmlformats.org/officeDocument/2006/relationships" xmlns:m="http://schemas.openxmlformats.org/officeDocument/2006/math" xmlns:v="urn:schemas-microsoft-com:vml" xmlns:wp14="http://schemas.microsoft.com/office/word/2010/wordprocessingDrawing" xmlns:wp="http://schemas.openxmlformats.org/drawingml/2006/wordprocessingDrawing" xmlns:w10="urn:schemas-microsoft-com:office:word" xmlns:w="http://schemas.openxmlformats.org/wordprocessingml/2006/main" xmlns:w14="http://schemas.microsoft.com/office/word/2010/wordml" xmlns:w15="http://schemas.microsoft.com/office/word/2012/wordml" xmlns:w16cex="http://schemas.microsoft.com/office/word/2018/wordml/cex" xmlns:w16cid="http://schemas.microsoft.com/office/word/2016/wordml/cid" xmlns:w16="http://schemas.microsoft.com/office/word/2018/wordml" xmlns:w16du="http://schemas.microsoft.com/office/word/2023/wordml/word16du" xmlns:w16sdtdh="http://schemas.microsoft.com/office/word/2020/wordml/sdtdatahash" xmlns:w16sdtfl="http://schemas.microsoft.com/office/word/2024/wordml/sdtformatlock" xmlns:w16se="http://schemas.microsoft.com/office/word/2015/wordml/symex" xmlns:wpg="http://schemas.microsoft.com/office/word/2010/wordprocessingGroup" xmlns:wpi="http://schemas.microsoft.com/office/word/2010/wordprocessingInk" xmlns:wne="http://schemas.microsoft.com/office/word/2006/wordml" xmlns:wps="http://schemas.microsoft.com/office/word/2010/wordprocessingShape" mc:Ignorable="w14 w15 w16se w16cid w16 w16cex w16sdtdh w16sdtfl w16du wp14">
+<w:document xmlns:wpc="http://schemas.microsoft.com/office/word/2010/wordprocessingCanvas" xmlns:cx="http://schemas.microsoft.com/office/drawing/2014/chartex" xmlns:cx1="http://schemas.microsoft.com/office/drawing/2015/9/8/chartex" xmlns:cx2="http://schemas.microsoft.com/office/drawing/2015/10/21/chartex" xmlns:cx3="http://schemas.microsoft.com/office/drawing/2016/5/9/chartex" xmlns:cx4="http://schemas.microsoft.com/office/drawing/2016/5/10/chartex" xmlns:cx5="http://schemas.microsoft.com/office/drawing/2016/5/11/chartex" xmlns:cx6="http://schemas.microsoft.com/office/drawing/2016/5/12/chartex" xmlns:cx7="http://schemas.microsoft.com/office/drawing/2016/5/13/chartex" xmlns:cx8="http://schemas.microsoft.com/office/drawing/2016/5/14/chartex" xmlns:mc="http://schemas.openxmlformats.org/markup-compatibility/2006" xmlns:aink="http://schemas.microsoft.com/office/drawing/2016/ink" xmlns:am3d="http://schemas.microsoft.com/office/drawing/2017/model3d" xmlns:o="urn:schemas-microsoft-com:office:office" xmlns:oel="http://schemas.microsoft.com/office/2019/extlst" xmlns:r="http://schemas.openxmlformats.org/officeDocument/2006/relationships" xmlns:m="http://schemas.openxmlformats.org/officeDocument/2006/math" xmlns:v="urn:schemas-microsoft-com:vml" xmlns:wp14="http://schemas.microsoft.com/office/word/2010/wordprocessingDrawing" xmlns:wp="http://schemas.openxmlformats.org/drawingml/2006/wordprocessingDrawing" xmlns:a="http://schemas.openxmlformats.org/drawingml/2006/main" xmlns:pic="http://schemas.openxmlformats.org/drawingml/2006/picture" xmlns:c="http://schemas.openxmlformats.org/drawingml/2006/chart" xmlns:dgm="http://schemas.openxmlformats.org/drawingml/2006/diagram" xmlns:lc="http://schemas.openxmlformats.org/drawingml/2006/lockedCanvas" xmlns:w10="urn:schemas-microsoft-com:office:word" xmlns:w="http://schemas.openxmlformats.org/wordprocessingml/2006/main" xmlns:w14="http://schemas.microsoft.com/office/word/2010/wordml" xmlns:w15="http://schemas.microsoft.com/office/word/2012/wordml" xmlns:w16cex="http://schemas.microsoft.com/office/word/2018/wordml/cex" xmlns:w16cid="http://schemas.microsoft.com/office/word/2016/wordml/cid" xmlns:w16="http://schemas.microsoft.com/office/word/2018/wordml" xmlns:w16du="http://schemas.microsoft.com/office/word/2023/wordml/word16du" xmlns:w16sdtdh="http://schemas.microsoft.com/office/word/2020/wordml/sdtdatahash" xmlns:w16sdtfl="http://schemas.microsoft.com/office/word/2024/wordml/sdtformatlock" xmlns:w16se="http://schemas.microsoft.com/office/word/2015/wordml/symex" xmlns:wpg="http://schemas.microsoft.com/office/word/2010/wordprocessingGroup" xmlns:wpi="http://schemas.microsoft.com/office/word/2010/wordprocessingInk" xmlns:wne="http://schemas.microsoft.com/office/word/2006/wordml" xmlns:wps="http://schemas.microsoft.com/office/word/2010/wordprocessingShape" mc:Ignorable="w14 w15 w16se w16cid w16 w16cex w16sdtdh w16sdtfl w16du wp14">
   <w:body>
     <w:p>
       <w:pPr>
@@ -61,8 +61,6 @@
         </w:rPr>
         <w:t xml:space="preserve"> Name of the </w:t>
       </w:r>
-      <w:proofErr w:type="spellStart"/>
-      <w:proofErr w:type="gramStart"/>
       <w:r>
         <w:rPr>
           <w:sz w:val="44"/>
@@ -70,8 +68,6 @@
         </w:rPr>
         <w:t>School:SOET</w:t>
       </w:r>
-      <w:proofErr w:type="spellEnd"/>
-      <w:proofErr w:type="gramEnd"/>
       <w:r>
         <w:rPr>
           <w:sz w:val="44"/>
@@ -79,7 +75,6 @@
         </w:rPr>
         <w:t xml:space="preserve"> (School of Engineering &amp; </w:t>
       </w:r>
-      <w:proofErr w:type="gramStart"/>
       <w:r>
         <w:rPr>
           <w:sz w:val="44"/>
@@ -87,7 +82,6 @@
         </w:rPr>
         <w:t>Technology )</w:t>
       </w:r>
-      <w:proofErr w:type="gramEnd"/>
     </w:p>
     <w:p>
       <w:pPr>
@@ -96,7 +90,6 @@
           <w:szCs w:val="44"/>
         </w:rPr>
       </w:pPr>
-      <w:proofErr w:type="gramStart"/>
       <w:r>
         <w:rPr>
           <w:sz w:val="44"/>
@@ -104,7 +97,6 @@
         </w:rPr>
         <w:t>Program :</w:t>
       </w:r>
-      <w:proofErr w:type="gramEnd"/>
       <w:r>
         <w:rPr>
           <w:sz w:val="44"/>
@@ -157,8 +149,6 @@
         </w:rPr>
         <w:t xml:space="preserve">Student </w:t>
       </w:r>
-      <w:proofErr w:type="spellStart"/>
-      <w:proofErr w:type="gramStart"/>
       <w:r>
         <w:rPr>
           <w:sz w:val="44"/>
@@ -166,8 +156,6 @@
         </w:rPr>
         <w:t>Name:Ajitesh</w:t>
       </w:r>
-      <w:proofErr w:type="spellEnd"/>
-      <w:proofErr w:type="gramEnd"/>
       <w:r>
         <w:rPr>
           <w:sz w:val="44"/>
@@ -240,7 +228,6 @@
         </w:rPr>
         <w:t xml:space="preserve">A </w:t>
       </w:r>
-      <w:proofErr w:type="spellStart"/>
       <w:r>
         <w:rPr>
           <w:sz w:val="24"/>
@@ -248,7 +235,6 @@
         </w:rPr>
         <w:t>DynamicArray</w:t>
       </w:r>
-      <w:proofErr w:type="spellEnd"/>
       <w:r>
         <w:rPr>
           <w:sz w:val="24"/>
@@ -256,7 +242,6 @@
         </w:rPr>
         <w:t xml:space="preserve"> acts as a wrapper around a static array that automatically resizes when it reaches its current capacity limit. By implementing methods like append(x), </w:t>
       </w:r>
-      <w:proofErr w:type="gramStart"/>
       <w:r>
         <w:rPr>
           <w:sz w:val="24"/>
@@ -264,7 +249,6 @@
         </w:rPr>
         <w:t>pop(</w:t>
       </w:r>
-      <w:proofErr w:type="gramEnd"/>
       <w:r>
         <w:rPr>
           <w:sz w:val="24"/>
@@ -272,7 +256,6 @@
         </w:rPr>
         <w:t>), get(</w:t>
       </w:r>
-      <w:proofErr w:type="spellStart"/>
       <w:r>
         <w:rPr>
           <w:sz w:val="24"/>
@@ -280,7 +263,6 @@
         </w:rPr>
         <w:t>i</w:t>
       </w:r>
-      <w:proofErr w:type="spellEnd"/>
       <w:r>
         <w:rPr>
           <w:sz w:val="24"/>
@@ -288,7 +270,6 @@
         </w:rPr>
         <w:t xml:space="preserve">), and </w:t>
       </w:r>
-      <w:proofErr w:type="gramStart"/>
       <w:r>
         <w:rPr>
           <w:sz w:val="24"/>
@@ -296,8 +277,6 @@
         </w:rPr>
         <w:t>set(</w:t>
       </w:r>
-      <w:proofErr w:type="spellStart"/>
-      <w:proofErr w:type="gramEnd"/>
       <w:r>
         <w:rPr>
           <w:sz w:val="24"/>
@@ -305,7 +284,6 @@
         </w:rPr>
         <w:t>i</w:t>
       </w:r>
-      <w:proofErr w:type="spellEnd"/>
       <w:r>
         <w:rPr>
           <w:sz w:val="24"/>
@@ -338,15 +316,9 @@
         </w:rPr>
       </w:pPr>
       <w:r>
-        <w:rPr>
-          <w:noProof/>
-          <w:sz w:val="24"/>
-          <w:szCs w:val="24"/>
-        </w:rPr>
-        <w:lastRenderedPageBreak/>
         <w:drawing>
           <wp:inline distT="0" distB="0" distL="0" distR="0" wp14:anchorId="167D6BA0" wp14:editId="6F79FD81">
-            <wp:extent cx="4495800" cy="4862896"/>
+            <wp:extent cx="4495800" cy="4867275"/>
             <wp:effectExtent l="0" t="0" r="0" b="0"/>
             <wp:docPr id="1985585286" name="Picture 1"/>
             <wp:cNvGraphicFramePr>
@@ -424,7 +396,6 @@
         </w:rPr>
         <w:t xml:space="preserve">While a single append(x) operation may take O(n) time when a resize occurs (due to copying all elements to a new memory block), most insertions occur in </w:t>
       </w:r>
-      <w:proofErr w:type="gramStart"/>
       <w:r>
         <w:rPr>
           <w:sz w:val="24"/>
@@ -432,7 +403,6 @@
         </w:rPr>
         <w:t>O(</w:t>
       </w:r>
-      <w:proofErr w:type="gramEnd"/>
       <w:r>
         <w:rPr>
           <w:sz w:val="24"/>
@@ -440,7 +410,6 @@
         </w:rPr>
         <w:t xml:space="preserve">1) time because there is existing space. We describe this as amortized </w:t>
       </w:r>
-      <w:proofErr w:type="gramStart"/>
       <w:r>
         <w:rPr>
           <w:sz w:val="24"/>
@@ -448,7 +417,6 @@
         </w:rPr>
         <w:t>O(</w:t>
       </w:r>
-      <w:proofErr w:type="gramEnd"/>
       <w:r>
         <w:rPr>
           <w:sz w:val="24"/>
@@ -511,7 +479,6 @@
         </w:rPr>
         <w:t xml:space="preserve">The current size increases by 1 with every </w:t>
       </w:r>
-      <w:proofErr w:type="gramStart"/>
       <w:r>
         <w:rPr>
           <w:sz w:val="24"/>
@@ -519,7 +486,6 @@
         </w:rPr>
         <w:t>append</w:t>
       </w:r>
-      <w:proofErr w:type="gramEnd"/>
       <w:r>
         <w:rPr>
           <w:sz w:val="24"/>
@@ -578,15 +544,9 @@
         </w:rPr>
       </w:pPr>
       <w:r>
-        <w:rPr>
-          <w:noProof/>
-          <w:sz w:val="24"/>
-          <w:szCs w:val="24"/>
-        </w:rPr>
-        <w:lastRenderedPageBreak/>
         <w:drawing>
           <wp:inline distT="0" distB="0" distL="0" distR="0" wp14:anchorId="50013FC8" wp14:editId="6009E1E6">
-            <wp:extent cx="5731510" cy="1883410"/>
+            <wp:extent cx="5734050" cy="1885950"/>
             <wp:effectExtent l="0" t="0" r="2540" b="2540"/>
             <wp:docPr id="1059435487" name="Picture 1"/>
             <wp:cNvGraphicFramePr>
@@ -636,14 +596,9 @@
         </w:rPr>
       </w:pPr>
       <w:r>
-        <w:rPr>
-          <w:noProof/>
-          <w:sz w:val="24"/>
-          <w:szCs w:val="24"/>
-        </w:rPr>
         <w:drawing>
           <wp:inline distT="0" distB="0" distL="0" distR="0" wp14:anchorId="43F5CCEC" wp14:editId="47C35453">
-            <wp:extent cx="1676634" cy="4124901"/>
+            <wp:extent cx="1676400" cy="4124325"/>
             <wp:effectExtent l="0" t="0" r="0" b="9525"/>
             <wp:docPr id="1022694026" name="Picture 1"/>
             <wp:cNvGraphicFramePr>
@@ -734,7 +689,6 @@
         </w:rPr>
         <w:t xml:space="preserve"> Search Choice: I chose to have the search(x) method return a </w:t>
       </w:r>
-      <w:proofErr w:type="spellStart"/>
       <w:r>
         <w:rPr>
           <w:sz w:val="24"/>
@@ -742,7 +696,6 @@
         </w:rPr>
         <w:t>boolean</w:t>
       </w:r>
-      <w:proofErr w:type="spellEnd"/>
       <w:r>
         <w:rPr>
           <w:sz w:val="24"/>
@@ -765,7 +718,6 @@
         </w:rPr>
         <w:t xml:space="preserve">Handling Graceful Deletion: In </w:t>
       </w:r>
-      <w:proofErr w:type="spellStart"/>
       <w:r>
         <w:rPr>
           <w:sz w:val="24"/>
@@ -773,7 +725,6 @@
         </w:rPr>
         <w:t>delete_by_value</w:t>
       </w:r>
-      <w:proofErr w:type="spellEnd"/>
       <w:r>
         <w:rPr>
           <w:sz w:val="24"/>
@@ -806,14 +757,9 @@
         </w:rPr>
       </w:pPr>
       <w:r>
-        <w:rPr>
-          <w:noProof/>
-          <w:sz w:val="24"/>
-          <w:szCs w:val="24"/>
-        </w:rPr>
         <w:drawing>
           <wp:inline distT="0" distB="0" distL="0" distR="0" wp14:anchorId="3D054BA8" wp14:editId="0F345156">
-            <wp:extent cx="3429479" cy="7440063"/>
+            <wp:extent cx="3429000" cy="7439025"/>
             <wp:effectExtent l="0" t="0" r="0" b="0"/>
             <wp:docPr id="1787774921" name="Picture 1"/>
             <wp:cNvGraphicFramePr>
@@ -889,10 +835,8 @@
           <w:sz w:val="24"/>
           <w:szCs w:val="24"/>
         </w:rPr>
-        <w:lastRenderedPageBreak/>
         <w:t xml:space="preserve">Node Structure: Unlike a Singly Linked List node, this node contains an additional </w:t>
       </w:r>
-      <w:proofErr w:type="spellStart"/>
       <w:r>
         <w:rPr>
           <w:sz w:val="24"/>
@@ -900,7 +844,6 @@
         </w:rPr>
         <w:t>prev</w:t>
       </w:r>
-      <w:proofErr w:type="spellEnd"/>
       <w:r>
         <w:rPr>
           <w:sz w:val="24"/>
@@ -924,7 +867,6 @@
         </w:rPr>
         <w:t xml:space="preserve">  Insertion Logic (</w:t>
       </w:r>
-      <w:proofErr w:type="spellStart"/>
       <w:r>
         <w:rPr>
           <w:sz w:val="24"/>
@@ -933,7 +875,6 @@
         </w:rPr>
         <w:t>insert_after_node</w:t>
       </w:r>
-      <w:proofErr w:type="spellEnd"/>
       <w:r>
         <w:rPr>
           <w:sz w:val="24"/>
@@ -949,7 +890,6 @@
         </w:rPr>
         <w:t xml:space="preserve">: To insert a new node after a specific "key," the algorithm first searches for that key. Once found, it updates four pointers: the next and </w:t>
       </w:r>
-      <w:proofErr w:type="spellStart"/>
       <w:r>
         <w:rPr>
           <w:sz w:val="24"/>
@@ -957,7 +897,6 @@
         </w:rPr>
         <w:t>prev</w:t>
       </w:r>
-      <w:proofErr w:type="spellEnd"/>
       <w:r>
         <w:rPr>
           <w:sz w:val="24"/>
@@ -965,7 +904,6 @@
         </w:rPr>
         <w:t xml:space="preserve"> pointers of the new node, the next pointer of the current node, and the </w:t>
       </w:r>
-      <w:proofErr w:type="spellStart"/>
       <w:r>
         <w:rPr>
           <w:sz w:val="24"/>
@@ -973,7 +911,6 @@
         </w:rPr>
         <w:t>prev</w:t>
       </w:r>
-      <w:proofErr w:type="spellEnd"/>
       <w:r>
         <w:rPr>
           <w:sz w:val="24"/>
@@ -997,7 +934,6 @@
         </w:rPr>
         <w:t xml:space="preserve"> Deletion Logic (</w:t>
       </w:r>
-      <w:proofErr w:type="spellStart"/>
       <w:r>
         <w:rPr>
           <w:sz w:val="24"/>
@@ -1006,7 +942,6 @@
         </w:rPr>
         <w:t>delete_at_position</w:t>
       </w:r>
-      <w:proofErr w:type="spellEnd"/>
       <w:r>
         <w:rPr>
           <w:sz w:val="24"/>
@@ -1022,7 +957,6 @@
         </w:rPr>
         <w:t xml:space="preserve"> This method removes a node based on its 0-based index. If the node is in the middle, its </w:t>
       </w:r>
-      <w:proofErr w:type="spellStart"/>
       <w:r>
         <w:rPr>
           <w:sz w:val="24"/>
@@ -1030,7 +964,6 @@
         </w:rPr>
         <w:t>neighbors</w:t>
       </w:r>
-      <w:proofErr w:type="spellEnd"/>
       <w:r>
         <w:rPr>
           <w:sz w:val="24"/>
@@ -1081,16 +1014,9 @@
         </w:rPr>
       </w:pPr>
       <w:r>
-        <w:rPr>
-          <w:b/>
-          <w:bCs/>
-          <w:sz w:val="48"/>
-          <w:szCs w:val="48"/>
-          <w:u w:val="single"/>
-        </w:rPr>
         <w:drawing>
           <wp:inline distT="0" distB="0" distL="0" distR="0" wp14:anchorId="55B29B42" wp14:editId="6EF171BA">
-            <wp:extent cx="5002309" cy="5243945"/>
+            <wp:extent cx="5000625" cy="5248275"/>
             <wp:effectExtent l="0" t="0" r="8255" b="0"/>
             <wp:docPr id="1605375486" name="Picture 1"/>
             <wp:cNvGraphicFramePr>
@@ -1136,17 +1062,9 @@
         </w:rPr>
       </w:pPr>
       <w:r>
-        <w:rPr>
-          <w:b/>
-          <w:bCs/>
-          <w:sz w:val="48"/>
-          <w:szCs w:val="48"/>
-          <w:u w:val="single"/>
-        </w:rPr>
-        <w:lastRenderedPageBreak/>
         <w:drawing>
           <wp:inline distT="0" distB="0" distL="0" distR="0" wp14:anchorId="091F6491" wp14:editId="1461C53A">
-            <wp:extent cx="2800741" cy="924054"/>
+            <wp:extent cx="2800350" cy="923925"/>
             <wp:effectExtent l="0" t="0" r="0" b="9525"/>
             <wp:docPr id="1278510581" name="Picture 1"/>
             <wp:cNvGraphicFramePr>
@@ -1515,7 +1433,6 @@
         </w:rPr>
         <w:t xml:space="preserve"> of the linked list as the "top". This allows both push and pop operations to happen in </w:t>
       </w:r>
-      <w:proofErr w:type="gramStart"/>
       <w:r>
         <w:rPr>
           <w:b/>
@@ -1525,7 +1442,6 @@
         </w:rPr>
         <w:t>O(</w:t>
       </w:r>
-      <w:proofErr w:type="gramEnd"/>
       <w:r>
         <w:rPr>
           <w:b/>
@@ -1551,15 +1467,9 @@
         </w:rPr>
       </w:pPr>
       <w:r>
-        <w:rPr>
-          <w:noProof/>
-          <w:sz w:val="24"/>
-          <w:szCs w:val="24"/>
-        </w:rPr>
-        <w:lastRenderedPageBreak/>
         <w:drawing>
           <wp:inline distT="0" distB="0" distL="0" distR="0" wp14:anchorId="2F04E790" wp14:editId="36BE9777">
-            <wp:extent cx="5731510" cy="4156710"/>
+            <wp:extent cx="5734050" cy="4152900"/>
             <wp:effectExtent l="0" t="0" r="2540" b="0"/>
             <wp:docPr id="1354832825" name="Picture 1"/>
             <wp:cNvGraphicFramePr>
@@ -1643,7 +1553,6 @@
         </w:rPr>
         <w:t xml:space="preserve">For a Queue, we must maintain both a head and a tail pointer. enqueue adds to the tail and dequeue removes from the head. Both remain </w:t>
       </w:r>
-      <w:proofErr w:type="gramStart"/>
       <w:r>
         <w:rPr>
           <w:b/>
@@ -1653,7 +1562,6 @@
         </w:rPr>
         <w:t>O(</w:t>
       </w:r>
-      <w:proofErr w:type="gramEnd"/>
       <w:r>
         <w:rPr>
           <w:b/>
@@ -1679,14 +1587,9 @@
         </w:rPr>
       </w:pPr>
       <w:r>
-        <w:rPr>
-          <w:noProof/>
-          <w:sz w:val="24"/>
-          <w:szCs w:val="24"/>
-        </w:rPr>
         <w:drawing>
           <wp:inline distT="0" distB="0" distL="0" distR="0" wp14:anchorId="453E512C" wp14:editId="25732E6A">
-            <wp:extent cx="3947531" cy="2805545"/>
+            <wp:extent cx="3943350" cy="2809875"/>
             <wp:effectExtent l="0" t="0" r="0" b="0"/>
             <wp:docPr id="1157018854" name="Picture 1"/>
             <wp:cNvGraphicFramePr>
@@ -1747,7 +1650,6 @@
           <w:szCs w:val="24"/>
           <w:u w:val="single"/>
         </w:rPr>
-        <w:lastRenderedPageBreak/>
         <w:t>5.3. Complexity Table</w:t>
       </w:r>
     </w:p>
@@ -1767,7 +1669,7 @@
           <w:left w:w="0" w:type="dxa"/>
           <w:right w:w="0" w:type="dxa"/>
         </w:tblCellMar>
-        <w:tblLook w:val="04A0" w:firstRow="1" w:lastRow="0" w:firstColumn="1" w:lastColumn="0" w:noHBand="0" w:noVBand="1"/>
+        <w:tblLook w:firstColumn="1" w:firstRow="1" w:lastColumn="0" w:lastRow="0" w:noHBand="0" w:noVBand="1" w:val="04A0"/>
       </w:tblPr>
       <w:tblGrid>
         <w:gridCol w:w="1345"/>
@@ -1777,17 +1679,18 @@
       </w:tblGrid>
       <w:tr>
         <w:trPr>
+          <w:hidden w:val="0"/>
           <w:tblHeader/>
           <w:tblCellSpacing w:w="15" w:type="dxa"/>
         </w:trPr>
         <w:tc>
           <w:tcPr>
-            <w:tcW w:w="0" w:type="auto"/>
+            <w:tcW w:w="1345" w:type="auto"/>
             <w:tcBorders>
-              <w:top w:val="single" w:sz="6" w:space="0" w:color="auto"/>
-              <w:left w:val="single" w:sz="6" w:space="0" w:color="auto"/>
-              <w:bottom w:val="single" w:sz="6" w:space="0" w:color="auto"/>
-              <w:right w:val="single" w:sz="6" w:space="0" w:color="auto"/>
+              <w:top w:val="single" w:color="auto" w:sz="6" w:space="0"/>
+              <w:left w:val="single" w:color="auto" w:sz="6" w:space="0"/>
+              <w:bottom w:val="single" w:color="auto" w:sz="6" w:space="0"/>
+              <w:right w:val="single" w:color="auto" w:sz="6" w:space="0"/>
             </w:tcBorders>
             <w:tcMar>
               <w:top w:w="240" w:type="dxa"/>
@@ -1796,7 +1699,7 @@
               <w:right w:w="180" w:type="dxa"/>
             </w:tcMar>
             <w:vAlign w:val="center"/>
-            <w:hideMark/>
+            <w:hideMark w:val="1"/>
           </w:tcPr>
           <w:p>
             <w:pPr>
@@ -1818,12 +1721,12 @@
         </w:tc>
         <w:tc>
           <w:tcPr>
-            <w:tcW w:w="0" w:type="auto"/>
+            <w:tcW w:w="1500" w:type="auto"/>
             <w:tcBorders>
-              <w:top w:val="single" w:sz="6" w:space="0" w:color="auto"/>
-              <w:left w:val="single" w:sz="6" w:space="0" w:color="auto"/>
-              <w:bottom w:val="single" w:sz="6" w:space="0" w:color="auto"/>
-              <w:right w:val="single" w:sz="6" w:space="0" w:color="auto"/>
+              <w:top w:val="single" w:color="auto" w:sz="6" w:space="0"/>
+              <w:left w:val="single" w:color="auto" w:sz="6" w:space="0"/>
+              <w:bottom w:val="single" w:color="auto" w:sz="6" w:space="0"/>
+              <w:right w:val="single" w:color="auto" w:sz="6" w:space="0"/>
             </w:tcBorders>
             <w:tcMar>
               <w:top w:w="240" w:type="dxa"/>
@@ -1832,7 +1735,7 @@
               <w:right w:w="180" w:type="dxa"/>
             </w:tcMar>
             <w:vAlign w:val="center"/>
-            <w:hideMark/>
+            <w:hideMark w:val="1"/>
           </w:tcPr>
           <w:p>
             <w:pPr>
@@ -1854,12 +1757,12 @@
         </w:tc>
         <w:tc>
           <w:tcPr>
-            <w:tcW w:w="0" w:type="auto"/>
+            <w:tcW w:w="2039" w:type="auto"/>
             <w:tcBorders>
-              <w:top w:val="single" w:sz="6" w:space="0" w:color="auto"/>
-              <w:left w:val="single" w:sz="6" w:space="0" w:color="auto"/>
-              <w:bottom w:val="single" w:sz="6" w:space="0" w:color="auto"/>
-              <w:right w:val="single" w:sz="6" w:space="0" w:color="auto"/>
+              <w:top w:val="single" w:color="auto" w:sz="6" w:space="0"/>
+              <w:left w:val="single" w:color="auto" w:sz="6" w:space="0"/>
+              <w:bottom w:val="single" w:color="auto" w:sz="6" w:space="0"/>
+              <w:right w:val="single" w:color="auto" w:sz="6" w:space="0"/>
             </w:tcBorders>
             <w:tcMar>
               <w:top w:w="240" w:type="dxa"/>
@@ -1868,7 +1771,7 @@
               <w:right w:w="180" w:type="dxa"/>
             </w:tcMar>
             <w:vAlign w:val="center"/>
-            <w:hideMark/>
+            <w:hideMark w:val="1"/>
           </w:tcPr>
           <w:p>
             <w:pPr>
@@ -1890,12 +1793,12 @@
         </w:tc>
         <w:tc>
           <w:tcPr>
-            <w:tcW w:w="0" w:type="auto"/>
+            <w:tcW w:w="4126" w:type="auto"/>
             <w:tcBorders>
-              <w:top w:val="single" w:sz="6" w:space="0" w:color="auto"/>
-              <w:left w:val="single" w:sz="6" w:space="0" w:color="auto"/>
-              <w:bottom w:val="single" w:sz="6" w:space="0" w:color="auto"/>
-              <w:right w:val="single" w:sz="6" w:space="0" w:color="auto"/>
+              <w:top w:val="single" w:color="auto" w:sz="6" w:space="0"/>
+              <w:left w:val="single" w:color="auto" w:sz="6" w:space="0"/>
+              <w:bottom w:val="single" w:color="auto" w:sz="6" w:space="0"/>
+              <w:right w:val="single" w:color="auto" w:sz="6" w:space="0"/>
             </w:tcBorders>
             <w:tcMar>
               <w:top w:w="240" w:type="dxa"/>
@@ -1904,7 +1807,7 @@
               <w:right w:w="0" w:type="dxa"/>
             </w:tcMar>
             <w:vAlign w:val="center"/>
-            <w:hideMark/>
+            <w:hideMark w:val="1"/>
           </w:tcPr>
           <w:p>
             <w:pPr>
@@ -1927,16 +1830,17 @@
       </w:tr>
       <w:tr>
         <w:trPr>
+          <w:hidden w:val="0"/>
           <w:tblCellSpacing w:w="15" w:type="dxa"/>
         </w:trPr>
         <w:tc>
           <w:tcPr>
-            <w:tcW w:w="0" w:type="auto"/>
+            <w:tcW w:w="1345" w:type="auto"/>
             <w:tcBorders>
-              <w:top w:val="single" w:sz="6" w:space="0" w:color="auto"/>
-              <w:left w:val="single" w:sz="6" w:space="0" w:color="auto"/>
-              <w:bottom w:val="single" w:sz="6" w:space="0" w:color="auto"/>
-              <w:right w:val="single" w:sz="6" w:space="0" w:color="auto"/>
+              <w:top w:val="single" w:color="auto" w:sz="6" w:space="0"/>
+              <w:left w:val="single" w:color="auto" w:sz="6" w:space="0"/>
+              <w:bottom w:val="single" w:color="auto" w:sz="6" w:space="0"/>
+              <w:right w:val="single" w:color="auto" w:sz="6" w:space="0"/>
             </w:tcBorders>
             <w:tcMar>
               <w:top w:w="240" w:type="dxa"/>
@@ -1945,7 +1849,7 @@
               <w:right w:w="180" w:type="dxa"/>
             </w:tcMar>
             <w:vAlign w:val="center"/>
-            <w:hideMark/>
+            <w:hideMark w:val="1"/>
           </w:tcPr>
           <w:p>
             <w:pPr>
@@ -1967,12 +1871,12 @@
         </w:tc>
         <w:tc>
           <w:tcPr>
-            <w:tcW w:w="0" w:type="auto"/>
+            <w:tcW w:w="1500" w:type="auto"/>
             <w:tcBorders>
-              <w:top w:val="single" w:sz="6" w:space="0" w:color="auto"/>
-              <w:left w:val="single" w:sz="6" w:space="0" w:color="auto"/>
-              <w:bottom w:val="single" w:sz="6" w:space="0" w:color="auto"/>
-              <w:right w:val="single" w:sz="6" w:space="0" w:color="auto"/>
+              <w:top w:val="single" w:color="auto" w:sz="6" w:space="0"/>
+              <w:left w:val="single" w:color="auto" w:sz="6" w:space="0"/>
+              <w:bottom w:val="single" w:color="auto" w:sz="6" w:space="0"/>
+              <w:right w:val="single" w:color="auto" w:sz="6" w:space="0"/>
             </w:tcBorders>
             <w:tcMar>
               <w:top w:w="240" w:type="dxa"/>
@@ -1981,7 +1885,7 @@
               <w:right w:w="180" w:type="dxa"/>
             </w:tcMar>
             <w:vAlign w:val="center"/>
-            <w:hideMark/>
+            <w:hideMark w:val="1"/>
           </w:tcPr>
           <w:p>
             <w:pPr>
@@ -1997,7 +1901,6 @@
               </w:rPr>
               <w:t>$</w:t>
             </w:r>
-            <w:proofErr w:type="gramStart"/>
             <w:r>
               <w:rPr>
                 <w:sz w:val="24"/>
@@ -2005,17 +1908,16 @@
               </w:rPr>
               <w:t>O(1)$</w:t>
             </w:r>
-            <w:proofErr w:type="gramEnd"/>
           </w:p>
         </w:tc>
         <w:tc>
           <w:tcPr>
-            <w:tcW w:w="0" w:type="auto"/>
+            <w:tcW w:w="2039" w:type="auto"/>
             <w:tcBorders>
-              <w:top w:val="single" w:sz="6" w:space="0" w:color="auto"/>
-              <w:left w:val="single" w:sz="6" w:space="0" w:color="auto"/>
-              <w:bottom w:val="single" w:sz="6" w:space="0" w:color="auto"/>
-              <w:right w:val="single" w:sz="6" w:space="0" w:color="auto"/>
+              <w:top w:val="single" w:color="auto" w:sz="6" w:space="0"/>
+              <w:left w:val="single" w:color="auto" w:sz="6" w:space="0"/>
+              <w:bottom w:val="single" w:color="auto" w:sz="6" w:space="0"/>
+              <w:right w:val="single" w:color="auto" w:sz="6" w:space="0"/>
             </w:tcBorders>
             <w:tcMar>
               <w:top w:w="240" w:type="dxa"/>
@@ -2024,7 +1926,7 @@
               <w:right w:w="180" w:type="dxa"/>
             </w:tcMar>
             <w:vAlign w:val="center"/>
-            <w:hideMark/>
+            <w:hideMark w:val="1"/>
           </w:tcPr>
           <w:p>
             <w:pPr>
@@ -2040,7 +1942,6 @@
               </w:rPr>
               <w:t>$</w:t>
             </w:r>
-            <w:proofErr w:type="gramStart"/>
             <w:r>
               <w:rPr>
                 <w:sz w:val="24"/>
@@ -2048,17 +1949,16 @@
               </w:rPr>
               <w:t>O(1)$</w:t>
             </w:r>
-            <w:proofErr w:type="gramEnd"/>
           </w:p>
         </w:tc>
         <w:tc>
           <w:tcPr>
-            <w:tcW w:w="0" w:type="auto"/>
+            <w:tcW w:w="4126" w:type="auto"/>
             <w:tcBorders>
-              <w:top w:val="single" w:sz="6" w:space="0" w:color="auto"/>
-              <w:left w:val="single" w:sz="6" w:space="0" w:color="auto"/>
-              <w:bottom w:val="single" w:sz="6" w:space="0" w:color="auto"/>
-              <w:right w:val="single" w:sz="6" w:space="0" w:color="auto"/>
+              <w:top w:val="single" w:color="auto" w:sz="6" w:space="0"/>
+              <w:left w:val="single" w:color="auto" w:sz="6" w:space="0"/>
+              <w:bottom w:val="single" w:color="auto" w:sz="6" w:space="0"/>
+              <w:right w:val="single" w:color="auto" w:sz="6" w:space="0"/>
             </w:tcBorders>
             <w:tcMar>
               <w:top w:w="240" w:type="dxa"/>
@@ -2067,7 +1967,7 @@
               <w:right w:w="0" w:type="dxa"/>
             </w:tcMar>
             <w:vAlign w:val="center"/>
-            <w:hideMark/>
+            <w:hideMark w:val="1"/>
           </w:tcPr>
           <w:p>
             <w:pPr>
@@ -2088,16 +1988,17 @@
       </w:tr>
       <w:tr>
         <w:trPr>
+          <w:hidden w:val="0"/>
           <w:tblCellSpacing w:w="15" w:type="dxa"/>
         </w:trPr>
         <w:tc>
           <w:tcPr>
-            <w:tcW w:w="0" w:type="auto"/>
+            <w:tcW w:w="1345" w:type="auto"/>
             <w:tcBorders>
-              <w:top w:val="single" w:sz="6" w:space="0" w:color="auto"/>
-              <w:left w:val="single" w:sz="6" w:space="0" w:color="auto"/>
-              <w:bottom w:val="single" w:sz="6" w:space="0" w:color="auto"/>
-              <w:right w:val="single" w:sz="6" w:space="0" w:color="auto"/>
+              <w:top w:val="single" w:color="auto" w:sz="6" w:space="0"/>
+              <w:left w:val="single" w:color="auto" w:sz="6" w:space="0"/>
+              <w:bottom w:val="single" w:color="auto" w:sz="6" w:space="0"/>
+              <w:right w:val="single" w:color="auto" w:sz="6" w:space="0"/>
             </w:tcBorders>
             <w:tcMar>
               <w:top w:w="240" w:type="dxa"/>
@@ -2106,7 +2007,7 @@
               <w:right w:w="180" w:type="dxa"/>
             </w:tcMar>
             <w:vAlign w:val="center"/>
-            <w:hideMark/>
+            <w:hideMark w:val="1"/>
           </w:tcPr>
           <w:p>
             <w:pPr>
@@ -2128,12 +2029,12 @@
         </w:tc>
         <w:tc>
           <w:tcPr>
-            <w:tcW w:w="0" w:type="auto"/>
+            <w:tcW w:w="1500" w:type="auto"/>
             <w:tcBorders>
-              <w:top w:val="single" w:sz="6" w:space="0" w:color="auto"/>
-              <w:left w:val="single" w:sz="6" w:space="0" w:color="auto"/>
-              <w:bottom w:val="single" w:sz="6" w:space="0" w:color="auto"/>
-              <w:right w:val="single" w:sz="6" w:space="0" w:color="auto"/>
+              <w:top w:val="single" w:color="auto" w:sz="6" w:space="0"/>
+              <w:left w:val="single" w:color="auto" w:sz="6" w:space="0"/>
+              <w:bottom w:val="single" w:color="auto" w:sz="6" w:space="0"/>
+              <w:right w:val="single" w:color="auto" w:sz="6" w:space="0"/>
             </w:tcBorders>
             <w:tcMar>
               <w:top w:w="240" w:type="dxa"/>
@@ -2142,7 +2043,7 @@
               <w:right w:w="180" w:type="dxa"/>
             </w:tcMar>
             <w:vAlign w:val="center"/>
-            <w:hideMark/>
+            <w:hideMark w:val="1"/>
           </w:tcPr>
           <w:p>
             <w:pPr>
@@ -2158,7 +2059,6 @@
               </w:rPr>
               <w:t>$</w:t>
             </w:r>
-            <w:proofErr w:type="gramStart"/>
             <w:r>
               <w:rPr>
                 <w:sz w:val="24"/>
@@ -2166,17 +2066,16 @@
               </w:rPr>
               <w:t>O(1)$</w:t>
             </w:r>
-            <w:proofErr w:type="gramEnd"/>
           </w:p>
         </w:tc>
         <w:tc>
           <w:tcPr>
-            <w:tcW w:w="0" w:type="auto"/>
+            <w:tcW w:w="2039" w:type="auto"/>
             <w:tcBorders>
-              <w:top w:val="single" w:sz="6" w:space="0" w:color="auto"/>
-              <w:left w:val="single" w:sz="6" w:space="0" w:color="auto"/>
-              <w:bottom w:val="single" w:sz="6" w:space="0" w:color="auto"/>
-              <w:right w:val="single" w:sz="6" w:space="0" w:color="auto"/>
+              <w:top w:val="single" w:color="auto" w:sz="6" w:space="0"/>
+              <w:left w:val="single" w:color="auto" w:sz="6" w:space="0"/>
+              <w:bottom w:val="single" w:color="auto" w:sz="6" w:space="0"/>
+              <w:right w:val="single" w:color="auto" w:sz="6" w:space="0"/>
             </w:tcBorders>
             <w:tcMar>
               <w:top w:w="240" w:type="dxa"/>
@@ -2185,7 +2084,7 @@
               <w:right w:w="180" w:type="dxa"/>
             </w:tcMar>
             <w:vAlign w:val="center"/>
-            <w:hideMark/>
+            <w:hideMark w:val="1"/>
           </w:tcPr>
           <w:p>
             <w:pPr>
@@ -2201,7 +2100,6 @@
               </w:rPr>
               <w:t>$</w:t>
             </w:r>
-            <w:proofErr w:type="gramStart"/>
             <w:r>
               <w:rPr>
                 <w:sz w:val="24"/>
@@ -2209,17 +2107,16 @@
               </w:rPr>
               <w:t>O(1)$</w:t>
             </w:r>
-            <w:proofErr w:type="gramEnd"/>
           </w:p>
         </w:tc>
         <w:tc>
           <w:tcPr>
-            <w:tcW w:w="0" w:type="auto"/>
+            <w:tcW w:w="4126" w:type="auto"/>
             <w:tcBorders>
-              <w:top w:val="single" w:sz="6" w:space="0" w:color="auto"/>
-              <w:left w:val="single" w:sz="6" w:space="0" w:color="auto"/>
-              <w:bottom w:val="single" w:sz="6" w:space="0" w:color="auto"/>
-              <w:right w:val="single" w:sz="6" w:space="0" w:color="auto"/>
+              <w:top w:val="single" w:color="auto" w:sz="6" w:space="0"/>
+              <w:left w:val="single" w:color="auto" w:sz="6" w:space="0"/>
+              <w:bottom w:val="single" w:color="auto" w:sz="6" w:space="0"/>
+              <w:right w:val="single" w:color="auto" w:sz="6" w:space="0"/>
             </w:tcBorders>
             <w:tcMar>
               <w:top w:w="240" w:type="dxa"/>
@@ -2228,7 +2125,7 @@
               <w:right w:w="0" w:type="dxa"/>
             </w:tcMar>
             <w:vAlign w:val="center"/>
-            <w:hideMark/>
+            <w:hideMark w:val="1"/>
           </w:tcPr>
           <w:p>
             <w:pPr>
@@ -2249,16 +2146,17 @@
       </w:tr>
       <w:tr>
         <w:trPr>
+          <w:hidden w:val="0"/>
           <w:tblCellSpacing w:w="15" w:type="dxa"/>
         </w:trPr>
         <w:tc>
           <w:tcPr>
-            <w:tcW w:w="0" w:type="auto"/>
+            <w:tcW w:w="1345" w:type="auto"/>
             <w:tcBorders>
-              <w:top w:val="single" w:sz="6" w:space="0" w:color="auto"/>
-              <w:left w:val="single" w:sz="6" w:space="0" w:color="auto"/>
-              <w:bottom w:val="single" w:sz="6" w:space="0" w:color="auto"/>
-              <w:right w:val="single" w:sz="6" w:space="0" w:color="auto"/>
+              <w:top w:val="single" w:color="auto" w:sz="6" w:space="0"/>
+              <w:left w:val="single" w:color="auto" w:sz="6" w:space="0"/>
+              <w:bottom w:val="single" w:color="auto" w:sz="6" w:space="0"/>
+              <w:right w:val="single" w:color="auto" w:sz="6" w:space="0"/>
             </w:tcBorders>
             <w:tcMar>
               <w:top w:w="240" w:type="dxa"/>
@@ -2267,7 +2165,7 @@
               <w:right w:w="180" w:type="dxa"/>
             </w:tcMar>
             <w:vAlign w:val="center"/>
-            <w:hideMark/>
+            <w:hideMark w:val="1"/>
           </w:tcPr>
           <w:p>
             <w:pPr>
@@ -2289,12 +2187,12 @@
         </w:tc>
         <w:tc>
           <w:tcPr>
-            <w:tcW w:w="0" w:type="auto"/>
+            <w:tcW w:w="1500" w:type="auto"/>
             <w:tcBorders>
-              <w:top w:val="single" w:sz="6" w:space="0" w:color="auto"/>
-              <w:left w:val="single" w:sz="6" w:space="0" w:color="auto"/>
-              <w:bottom w:val="single" w:sz="6" w:space="0" w:color="auto"/>
-              <w:right w:val="single" w:sz="6" w:space="0" w:color="auto"/>
+              <w:top w:val="single" w:color="auto" w:sz="6" w:space="0"/>
+              <w:left w:val="single" w:color="auto" w:sz="6" w:space="0"/>
+              <w:bottom w:val="single" w:color="auto" w:sz="6" w:space="0"/>
+              <w:right w:val="single" w:color="auto" w:sz="6" w:space="0"/>
             </w:tcBorders>
             <w:tcMar>
               <w:top w:w="240" w:type="dxa"/>
@@ -2303,7 +2201,7 @@
               <w:right w:w="180" w:type="dxa"/>
             </w:tcMar>
             <w:vAlign w:val="center"/>
-            <w:hideMark/>
+            <w:hideMark w:val="1"/>
           </w:tcPr>
           <w:p>
             <w:pPr>
@@ -2323,12 +2221,12 @@
         </w:tc>
         <w:tc>
           <w:tcPr>
-            <w:tcW w:w="0" w:type="auto"/>
+            <w:tcW w:w="2039" w:type="auto"/>
             <w:tcBorders>
-              <w:top w:val="single" w:sz="6" w:space="0" w:color="auto"/>
-              <w:left w:val="single" w:sz="6" w:space="0" w:color="auto"/>
-              <w:bottom w:val="single" w:sz="6" w:space="0" w:color="auto"/>
-              <w:right w:val="single" w:sz="6" w:space="0" w:color="auto"/>
+              <w:top w:val="single" w:color="auto" w:sz="6" w:space="0"/>
+              <w:left w:val="single" w:color="auto" w:sz="6" w:space="0"/>
+              <w:bottom w:val="single" w:color="auto" w:sz="6" w:space="0"/>
+              <w:right w:val="single" w:color="auto" w:sz="6" w:space="0"/>
             </w:tcBorders>
             <w:tcMar>
               <w:top w:w="240" w:type="dxa"/>
@@ -2337,7 +2235,7 @@
               <w:right w:w="180" w:type="dxa"/>
             </w:tcMar>
             <w:vAlign w:val="center"/>
-            <w:hideMark/>
+            <w:hideMark w:val="1"/>
           </w:tcPr>
           <w:p>
             <w:pPr>
@@ -2353,7 +2251,6 @@
               </w:rPr>
               <w:t>$</w:t>
             </w:r>
-            <w:proofErr w:type="gramStart"/>
             <w:r>
               <w:rPr>
                 <w:sz w:val="24"/>
@@ -2361,17 +2258,16 @@
               </w:rPr>
               <w:t>O(1)$</w:t>
             </w:r>
-            <w:proofErr w:type="gramEnd"/>
           </w:p>
         </w:tc>
         <w:tc>
           <w:tcPr>
-            <w:tcW w:w="0" w:type="auto"/>
+            <w:tcW w:w="4126" w:type="auto"/>
             <w:tcBorders>
-              <w:top w:val="single" w:sz="6" w:space="0" w:color="auto"/>
-              <w:left w:val="single" w:sz="6" w:space="0" w:color="auto"/>
-              <w:bottom w:val="single" w:sz="6" w:space="0" w:color="auto"/>
-              <w:right w:val="single" w:sz="6" w:space="0" w:color="auto"/>
+              <w:top w:val="single" w:color="auto" w:sz="6" w:space="0"/>
+              <w:left w:val="single" w:color="auto" w:sz="6" w:space="0"/>
+              <w:bottom w:val="single" w:color="auto" w:sz="6" w:space="0"/>
+              <w:right w:val="single" w:color="auto" w:sz="6" w:space="0"/>
             </w:tcBorders>
             <w:tcMar>
               <w:top w:w="240" w:type="dxa"/>
@@ -2380,7 +2276,7 @@
               <w:right w:w="0" w:type="dxa"/>
             </w:tcMar>
             <w:vAlign w:val="center"/>
-            <w:hideMark/>
+            <w:hideMark w:val="1"/>
           </w:tcPr>
           <w:p>
             <w:pPr>
@@ -2492,7 +2388,6 @@
         </w:rPr>
         <w:t xml:space="preserve"> When you encounter a closing bracket</w:t>
       </w:r>
-      <w:proofErr w:type="gramStart"/>
       <w:r>
         <w:rPr>
           <w:sz w:val="24"/>
@@ -2500,7 +2395,6 @@
         </w:rPr>
         <w:t>: )</w:t>
       </w:r>
-      <w:proofErr w:type="gramEnd"/>
       <w:r>
         <w:rPr>
           <w:sz w:val="24"/>
@@ -2508,7 +2402,6 @@
         </w:rPr>
         <w:t>, ]</w:t>
       </w:r>
-      <w:proofErr w:type="gramStart"/>
       <w:r>
         <w:rPr>
           <w:sz w:val="24"/>
@@ -2516,7 +2409,6 @@
         </w:rPr>
         <w:t>, }</w:t>
       </w:r>
-      <w:proofErr w:type="gramEnd"/>
       <w:r>
         <w:rPr>
           <w:sz w:val="24"/>
@@ -2524,7 +2416,6 @@
         </w:rPr>
         <w:t xml:space="preserve">. Check if the popped element matches the current closing bracket (e.g., </w:t>
       </w:r>
-      <w:proofErr w:type="gramStart"/>
       <w:r>
         <w:rPr>
           <w:sz w:val="24"/>
@@ -2532,7 +2423,6 @@
         </w:rPr>
         <w:t>( matches</w:t>
       </w:r>
-      <w:proofErr w:type="gramEnd"/>
       <w:r>
         <w:rPr>
           <w:sz w:val="24"/>
@@ -2609,15 +2499,9 @@
         </w:rPr>
       </w:pPr>
       <w:r>
-        <w:rPr>
-          <w:noProof/>
-          <w:sz w:val="24"/>
-          <w:szCs w:val="24"/>
-        </w:rPr>
-        <w:lastRenderedPageBreak/>
         <w:drawing>
           <wp:inline distT="0" distB="0" distL="0" distR="0" wp14:anchorId="1D9D054B" wp14:editId="42F56897">
-            <wp:extent cx="5731510" cy="6815455"/>
+            <wp:extent cx="5734050" cy="6819900"/>
             <wp:effectExtent l="0" t="0" r="2540" b="4445"/>
             <wp:docPr id="483237089" name="Picture 1"/>
             <wp:cNvGraphicFramePr>
@@ -2660,15 +2544,9 @@
         </w:rPr>
       </w:pPr>
       <w:r>
-        <w:rPr>
-          <w:noProof/>
-          <w:sz w:val="24"/>
-          <w:szCs w:val="24"/>
-        </w:rPr>
-        <w:lastRenderedPageBreak/>
         <w:drawing>
           <wp:inline distT="0" distB="0" distL="0" distR="0" wp14:anchorId="673464E4" wp14:editId="600F7344">
-            <wp:extent cx="3096057" cy="5620534"/>
+            <wp:extent cx="3095625" cy="5619750"/>
             <wp:effectExtent l="0" t="0" r="9525" b="0"/>
             <wp:docPr id="1915165603" name="Picture 1"/>
             <wp:cNvGraphicFramePr>
@@ -2703,6 +2581,29 @@
         </w:drawing>
       </w:r>
     </w:p>
+    <w:p/>
+    <w:p>
+      <w:r>
+        <w:t>github link:</w:t>
+      </w:r>
+      <w:hyperlink w:history="1" r:id="rId19">
+        <w:r>
+          <w:rPr>
+            <w:rStyle w:val="Hyperlink"/>
+            <w:kern w:val="2"/>
+            <w:szCs w:val="22"/>
+            <w:lang w:val="en-IN" w:eastAsia="en-US" w:bidi="ar-SA"/>
+            <w14:ligatures w14:val="standardContextual"/>
+            <w:rFonts w:ascii="Aptos" w:hAnsi="Aptos" w:eastAsia="Aptos" w:cs="Aptos"/>
+            <w:sz w:val="22"/>
+            <w:u w:val="single"/>
+          </w:rPr>
+          <w:t>https://github.com/ajiteshgusain/dsa-assignment/tree/main/theory%20assignment/unit%201</w:t>
+        </w:r>
+      </w:hyperlink>
+    </w:p>
+    <w:p/>
+    <w:p/>
     <w:sectPr>
       <w:pgSz w:w="11906" w:h="16838"/>
       <w:pgMar w:top="1440" w:right="1440" w:bottom="1440" w:left="1440" w:header="708" w:footer="708" w:gutter="0"/>
@@ -4184,6 +4085,17 @@
     <w:uiPriority w:val="99"/>
     <w:rsid w:val="00D73E39"/>
   </w:style>
+  <w:style w:styleId="Hyperlink" w:type="character">
+    <w:name w:val="Hyperlink"/>
+    <w:basedOn w:val="DefaultParagraphFont"/>
+    <w:uiPriority w:val="99"/>
+    <w:unhideWhenUsed/>
+    <w:rsid w:val="00D87CC4"/>
+    <w:rPr>
+      <w:color w:themeColor="hyperlink" w:val="467886"/>
+      <w:u w:val="single"/>
+    </w:rPr>
+  </w:style>
 </w:styles>
 </file>
 
